--- a/downloads/teacher/05 Materials/Unit 01/Slides/Slides 01.08 - Lab 1 Mug Cake or Scrambled Egg Tacos.docx
+++ b/downloads/teacher/05 Materials/Unit 01/Slides/Slides 01.08 - Lab 1 Mug Cake or Scrambled Egg Tacos.docx
@@ -520,7 +520,7 @@
         <w:pStyle w:val="Compact"/>
       </w:pPr>
       <w:r>
-        <w:t xml:space="preserve">Hands: 20 seconds, soap, dry with paper.</w:t>
+        <w:t xml:space="preserve">Start: hair back, sleeves up, wash hands (20 seconds, soap, dry with paper), sanitize surfaces.</w:t>
       </w:r>
     </w:p>
     <w:p>
@@ -532,7 +532,7 @@
         <w:pStyle w:val="Compact"/>
       </w:pPr>
       <w:r>
-        <w:t xml:space="preserve">Apron on. Hair tied back or in a cap.</w:t>
+        <w:t xml:space="preserve">Apron on.</w:t>
       </w:r>
     </w:p>
     <w:p>
@@ -544,7 +544,7 @@
         <w:pStyle w:val="Compact"/>
       </w:pPr>
       <w:r>
-        <w:t xml:space="preserve">Wipe the counter before, wipe it after.</w:t>
+        <w:t xml:space="preserve">During: clean as you go. Trash goes in the can, not on the counter.</w:t>
       </w:r>
     </w:p>
     <w:p>
@@ -556,7 +556,7 @@
         <w:pStyle w:val="Compact"/>
       </w:pPr>
       <w:r>
-        <w:t xml:space="preserve">Trash goes in the can, not on the counter.</w:t>
+        <w:t xml:space="preserve">End: station check before dismissal.</w:t>
       </w:r>
     </w:p>
     <w:p>
@@ -615,21 +615,6 @@
       </w:pPr>
       <w:r>
         <w:t xml:space="preserve">If you have a swap on the nurse’s list, I already have it ready. Tell me if you think I missed one.</w:t>
-      </w:r>
-      <w:r>
-        <w:t xml:space="preserve"> </w:t>
-      </w:r>
-      <w:r>
-        <w:t xml:space="preserve">Notes:</w:t>
-      </w:r>
-      <w:r>
-        <w:t xml:space="preserve"> </w:t>
-      </w:r>
-      <w:r>
-        <w:rPr>
-          <w:rStyle w:val="TeacherNote"/>
-        </w:rPr>
-        <w:t xml:space="preserve">[Sal: read the swaps from the lesson’s Differentiation block; do not name students.]</w:t>
       </w:r>
     </w:p>
     <w:p>
@@ -1150,7 +1135,7 @@
         <w:t xml:space="preserve"> </w:t>
       </w:r>
       <w:r>
-        <w:t xml:space="preserve">Notes: From Sal’s mug cake sheet, science connection.</w:t>
+        <w:t xml:space="preserve">Notes: From my mug cake sheet, science connection.</w:t>
       </w:r>
     </w:p>
     <w:p>
